--- a/Key Documents/Word Doc Versions/TfL Implemented Features Documentation.docx
+++ b/Key Documents/Word Doc Versions/TfL Implemented Features Documentation.docx
@@ -2006,6 +2006,9 @@
       <w:pStyle w:val="Header"/>
       <w:jc w:val="right"/>
     </w:pPr>
+    <w:r>
+      <w:t>London Underground What-If Simulation | COMP6030 Final Year Project</w:t>
+    </w:r>
   </w:p>
 </w:hdr>
 </file>
@@ -2821,7 +2824,6 @@
   <w:style w:type="character" w:default="1" w:styleId="DefaultParagraphFont">
     <w:name w:val="Default Paragraph Font"/>
     <w:uiPriority w:val="1"/>
-    <w:semiHidden/>
     <w:unhideWhenUsed/>
   </w:style>
   <w:style w:type="table" w:default="1" w:styleId="TableNormal">
